--- a/docs/Base-Module-Component-Guide.docx
+++ b/docs/Base-Module-Component-Guide.docx
@@ -65,13 +65,7 @@
         <w:pStyle w:val="BodyText"/>
       </w:pPr>
       <w:r>
-        <w:t xml:space="preserve">fleetpack-fam · src/app/base</w:t>
-      </w:r>
-      <w:r>
-        <w:t xml:space="preserve"> </w:t>
-      </w:r>
-      <w:r>
-        <w:t xml:space="preserve">17 August 2026</w:t>
+        <w:t>fleetpack-fam · src/app/base 26 August 2026</w:t>
       </w:r>
     </w:p>
     <w:bookmarkStart w:id="9" w:name="overview"/>
@@ -3311,6 +3305,374 @@
           </w:p>
         </w:tc>
       </w:tr>
+      <w:tr>
+        <w:tc>
+          <w:tcPr/>
+          <w:p>
+            <w:pPr>
+              <w:pStyle w:val="Compact"/>
+            </w:pPr>
+            <w:r>
+              <w:t>pageEntryThreshold</w:t>
+            </w:r>
+          </w:p>
+        </w:tc>
+        <w:tc>
+          <w:tcPr/>
+          <w:p>
+            <w:pPr>
+              <w:pStyle w:val="Compact"/>
+            </w:pPr>
+            <w:r>
+              <w:t>number</w:t>
+            </w:r>
+          </w:p>
+        </w:tc>
+        <w:tc>
+          <w:tcPr/>
+          <w:p>
+            <w:pPr>
+              <w:pStyle w:val="Compact"/>
+            </w:pPr>
+            <w:r>
+              <w:t>10</w:t>
+            </w:r>
+          </w:p>
+        </w:tc>
+        <w:tc>
+          <w:tcPr/>
+          <w:p>
+            <w:pPr>
+              <w:pStyle w:val="Compact"/>
+            </w:pPr>
+            <w:r>
+              <w:t>Page count at/above which the paginator's direct “Go to page” entry appears (see 2.1.8).</w:t>
+            </w:r>
+          </w:p>
+        </w:tc>
+      </w:tr>
+      <w:tr>
+        <w:tc>
+          <w:tcPr/>
+          <w:p>
+            <w:pPr>
+              <w:pStyle w:val="Compact"/>
+            </w:pPr>
+            <w:r>
+              <w:t>tableTitle</w:t>
+            </w:r>
+          </w:p>
+        </w:tc>
+        <w:tc>
+          <w:tcPr/>
+          <w:p>
+            <w:pPr>
+              <w:pStyle w:val="Compact"/>
+            </w:pPr>
+            <w:r>
+              <w:t>string</w:t>
+            </w:r>
+          </w:p>
+        </w:tc>
+        <w:tc>
+          <w:tcPr/>
+          <w:p>
+            <w:pPr>
+              <w:pStyle w:val="Compact"/>
+            </w:pPr>
+            <w:r>
+              <w:t>''</w:t>
+            </w:r>
+          </w:p>
+        </w:tc>
+        <w:tc>
+          <w:tcPr/>
+          <w:p>
+            <w:pPr>
+              <w:pStyle w:val="Compact"/>
+            </w:pPr>
+            <w:r>
+              <w:t>Toolbar label; takes over the toolbar's search slot, so it's meant for tables that lead with a title rather than a search box.</w:t>
+            </w:r>
+          </w:p>
+        </w:tc>
+      </w:tr>
+      <w:tr>
+        <w:tc>
+          <w:tcPr/>
+          <w:p>
+            <w:pPr>
+              <w:pStyle w:val="Compact"/>
+            </w:pPr>
+            <w:r>
+              <w:t>tableIcon</w:t>
+            </w:r>
+          </w:p>
+        </w:tc>
+        <w:tc>
+          <w:tcPr/>
+          <w:p>
+            <w:pPr>
+              <w:pStyle w:val="Compact"/>
+            </w:pPr>
+            <w:r>
+              <w:t>string</w:t>
+            </w:r>
+          </w:p>
+        </w:tc>
+        <w:tc>
+          <w:tcPr/>
+          <w:p>
+            <w:pPr>
+              <w:pStyle w:val="Compact"/>
+            </w:pPr>
+            <w:r>
+              <w:t>''</w:t>
+            </w:r>
+          </w:p>
+        </w:tc>
+        <w:tc>
+          <w:tcPr/>
+          <w:p>
+            <w:pPr>
+              <w:pStyle w:val="Compact"/>
+            </w:pPr>
+            <w:r>
+              <w:t>icon-outline name shown beside [tableTitle].</w:t>
+            </w:r>
+          </w:p>
+        </w:tc>
+      </w:tr>
+      <w:tr>
+        <w:tc>
+          <w:tcPr/>
+          <w:p>
+            <w:pPr>
+              <w:pStyle w:val="Compact"/>
+            </w:pPr>
+            <w:r>
+              <w:t>showFilterChips</w:t>
+            </w:r>
+          </w:p>
+        </w:tc>
+        <w:tc>
+          <w:tcPr/>
+          <w:p>
+            <w:pPr>
+              <w:pStyle w:val="Compact"/>
+            </w:pPr>
+            <w:r>
+              <w:t>boolean</w:t>
+            </w:r>
+          </w:p>
+        </w:tc>
+        <w:tc>
+          <w:tcPr/>
+          <w:p>
+            <w:pPr>
+              <w:pStyle w:val="Compact"/>
+            </w:pPr>
+            <w:r>
+              <w:t>true</w:t>
+            </w:r>
+          </w:p>
+        </w:tc>
+        <w:tc>
+          <w:tcPr/>
+          <w:p>
+            <w:pPr>
+              <w:pStyle w:val="Compact"/>
+            </w:pPr>
+            <w:r>
+              <w:t>Show active filters/sort as removable chips below the toolbar, instead of only in the filter row/header dropdowns.</w:t>
+            </w:r>
+          </w:p>
+        </w:tc>
+      </w:tr>
+      <w:tr>
+        <w:tc>
+          <w:tcPr/>
+          <w:p>
+            <w:pPr>
+              <w:pStyle w:val="Compact"/>
+            </w:pPr>
+            <w:r>
+              <w:t>rowIndicator</w:t>
+            </w:r>
+          </w:p>
+        </w:tc>
+        <w:tc>
+          <w:tcPr/>
+          <w:p>
+            <w:pPr>
+              <w:pStyle w:val="Compact"/>
+            </w:pPr>
+            <w:r>
+              <w:t>BaseRowIndicator&lt;T&gt; | null</w:t>
+            </w:r>
+          </w:p>
+        </w:tc>
+        <w:tc>
+          <w:tcPr/>
+          <w:p>
+            <w:pPr>
+              <w:pStyle w:val="Compact"/>
+            </w:pPr>
+            <w:r>
+              <w:t>null</w:t>
+            </w:r>
+          </w:p>
+        </w:tc>
+        <w:tc>
+          <w:tcPr/>
+          <w:p>
+            <w:pPr>
+              <w:pStyle w:val="Compact"/>
+            </w:pPr>
+            <w:r>
+              <w:t>Row-to-series colour coding in one of five forms (see 2.1.12). A table takes at most one.</w:t>
+            </w:r>
+          </w:p>
+        </w:tc>
+      </w:tr>
+      <w:tr>
+        <w:tc>
+          <w:tcPr/>
+          <w:p>
+            <w:pPr>
+              <w:pStyle w:val="Compact"/>
+            </w:pPr>
+            <w:r>
+              <w:t>pinBudgetPercent</w:t>
+            </w:r>
+          </w:p>
+        </w:tc>
+        <w:tc>
+          <w:tcPr/>
+          <w:p>
+            <w:pPr>
+              <w:pStyle w:val="Compact"/>
+            </w:pPr>
+            <w:r>
+              <w:t>number</w:t>
+            </w:r>
+          </w:p>
+        </w:tc>
+        <w:tc>
+          <w:tcPr/>
+          <w:p>
+            <w:pPr>
+              <w:pStyle w:val="Compact"/>
+            </w:pPr>
+            <w:r>
+              <w:t>40</w:t>
+            </w:r>
+          </w:p>
+        </w:tc>
+        <w:tc>
+          <w:tcPr/>
+          <w:p>
+            <w:pPr>
+              <w:pStyle w:val="Compact"/>
+            </w:pPr>
+            <w:r>
+              <w:t>% of total column width identity-locked + user-pinned columns may occupy before Manage Columns un-pins to stay within budget (see 2.1.1).</w:t>
+            </w:r>
+          </w:p>
+        </w:tc>
+      </w:tr>
+      <w:tr>
+        <w:tc>
+          <w:tcPr/>
+          <w:p>
+            <w:pPr>
+              <w:pStyle w:val="Compact"/>
+            </w:pPr>
+            <w:r>
+              <w:t>draftId</w:t>
+            </w:r>
+          </w:p>
+        </w:tc>
+        <w:tc>
+          <w:tcPr/>
+          <w:p>
+            <w:pPr>
+              <w:pStyle w:val="Compact"/>
+            </w:pPr>
+            <w:r>
+              <w:t>string | null</w:t>
+            </w:r>
+          </w:p>
+        </w:tc>
+        <w:tc>
+          <w:tcPr/>
+          <w:p>
+            <w:pPr>
+              <w:pStyle w:val="Compact"/>
+            </w:pPr>
+            <w:r>
+              <w:t>null</w:t>
+            </w:r>
+          </w:p>
+        </w:tc>
+        <w:tc>
+          <w:tcPr/>
+          <w:p>
+            <w:pPr>
+              <w:pStyle w:val="Compact"/>
+            </w:pPr>
+            <w:r>
+              <w:t>Stable id, unique per table on the page, that adds “Keep draft” persistence to the leave dialog (see 2.1.9–2.1.11). The whole-table save bar and leave guard already run off [editableRows] alone.</w:t>
+            </w:r>
+          </w:p>
+        </w:tc>
+      </w:tr>
+      <w:tr>
+        <w:tc>
+          <w:tcPr/>
+          <w:p>
+            <w:pPr>
+              <w:pStyle w:val="Compact"/>
+            </w:pPr>
+            <w:r>
+              <w:t>draftAuthorOf</w:t>
+            </w:r>
+          </w:p>
+        </w:tc>
+        <w:tc>
+          <w:tcPr/>
+          <w:p>
+            <w:pPr>
+              <w:pStyle w:val="Compact"/>
+            </w:pPr>
+            <w:r>
+              <w:t>((row: T) =&gt; string | null) | null</w:t>
+            </w:r>
+          </w:p>
+        </w:tc>
+        <w:tc>
+          <w:tcPr/>
+          <w:p>
+            <w:pPr>
+              <w:pStyle w:val="Compact"/>
+            </w:pPr>
+            <w:r>
+              <w:t>null</w:t>
+            </w:r>
+          </w:p>
+        </w:tc>
+        <w:tc>
+          <w:tcPr/>
+          <w:p>
+            <w:pPr>
+              <w:pStyle w:val="Compact"/>
+            </w:pPr>
+            <w:r>
+              <w:t>Optional display label for who last changed a row on the server, shown in the draft-conflict dialog.</w:t>
+            </w:r>
+          </w:p>
+        </w:tc>
+      </w:tr>
     </w:tbl>
     <w:p>
       <w:pPr>
@@ -3847,6 +4209,216 @@
           </w:p>
         </w:tc>
       </w:tr>
+      <w:tr>
+        <w:tc>
+          <w:tcPr/>
+          <w:p>
+            <w:pPr>
+              <w:pStyle w:val="Compact"/>
+            </w:pPr>
+            <w:r>
+              <w:t>pinChange</w:t>
+            </w:r>
+          </w:p>
+        </w:tc>
+        <w:tc>
+          <w:tcPr/>
+          <w:p>
+            <w:pPr>
+              <w:pStyle w:val="Compact"/>
+            </w:pPr>
+            <w:r>
+              <w:t>Record&lt;string, 'left'|'right'&gt;</w:t>
+            </w:r>
+          </w:p>
+        </w:tc>
+        <w:tc>
+          <w:tcPr/>
+          <w:p>
+            <w:pPr>
+              <w:pStyle w:val="Compact"/>
+            </w:pPr>
+            <w:r>
+              <w:t>Manage Columns panel's Apply button (user pin assignment only).</w:t>
+            </w:r>
+          </w:p>
+        </w:tc>
+      </w:tr>
+      <w:tr>
+        <w:tc>
+          <w:tcPr/>
+          <w:p>
+            <w:pPr>
+              <w:pStyle w:val="Compact"/>
+            </w:pPr>
+            <w:r>
+              <w:t>layoutChange</w:t>
+            </w:r>
+          </w:p>
+        </w:tc>
+        <w:tc>
+          <w:tcPr/>
+          <w:p>
+            <w:pPr>
+              <w:pStyle w:val="Compact"/>
+            </w:pPr>
+            <w:r>
+              <w:t>BaseColumnLayout</w:t>
+            </w:r>
+          </w:p>
+        </w:tc>
+        <w:tc>
+          <w:tcPr/>
+          <w:p>
+            <w:pPr>
+              <w:pStyle w:val="Compact"/>
+            </w:pPr>
+            <w:r>
+              <w:t>Manage Columns panel's Apply button (order + visible keys + pinned as one fact; also available on demand via getColumnLayout(), see 2.10).</w:t>
+            </w:r>
+          </w:p>
+        </w:tc>
+      </w:tr>
+      <w:tr>
+        <w:tc>
+          <w:tcPr/>
+          <w:p>
+            <w:pPr>
+              <w:pStyle w:val="Compact"/>
+            </w:pPr>
+            <w:r>
+              <w:t>saveChanges</w:t>
+            </w:r>
+          </w:p>
+        </w:tc>
+        <w:tc>
+          <w:tcPr/>
+          <w:p>
+            <w:pPr>
+              <w:pStyle w:val="Compact"/>
+            </w:pPr>
+            <w:r>
+              <w:t>BaseRowSaveRequest&lt;T&gt;[]</w:t>
+            </w:r>
+          </w:p>
+        </w:tc>
+        <w:tc>
+          <w:tcPr/>
+          <w:p>
+            <w:pPr>
+              <w:pStyle w:val="Compact"/>
+            </w:pPr>
+            <w:r>
+              <w:t>The whole-table save bar's Save button (saveAll()) — one request per dirty row (see 2.1.9).</w:t>
+            </w:r>
+          </w:p>
+        </w:tc>
+      </w:tr>
+      <w:tr>
+        <w:tc>
+          <w:tcPr/>
+          <w:p>
+            <w:pPr>
+              <w:pStyle w:val="Compact"/>
+            </w:pPr>
+            <w:r>
+              <w:t>discardAllChanges</w:t>
+            </w:r>
+          </w:p>
+        </w:tc>
+        <w:tc>
+          <w:tcPr/>
+          <w:p>
+            <w:pPr>
+              <w:pStyle w:val="Compact"/>
+            </w:pPr>
+            <w:r>
+              <w:t>void</w:t>
+            </w:r>
+          </w:p>
+        </w:tc>
+        <w:tc>
+          <w:tcPr/>
+          <w:p>
+            <w:pPr>
+              <w:pStyle w:val="Compact"/>
+            </w:pPr>
+            <w:r>
+              <w:t>The whole-table save bar's Discard button (discardAll()).</w:t>
+            </w:r>
+          </w:p>
+        </w:tc>
+      </w:tr>
+      <w:tr>
+        <w:tc>
+          <w:tcPr/>
+          <w:p>
+            <w:pPr>
+              <w:pStyle w:val="Compact"/>
+            </w:pPr>
+            <w:r>
+              <w:t>draftRestored</w:t>
+            </w:r>
+          </w:p>
+        </w:tc>
+        <w:tc>
+          <w:tcPr/>
+          <w:p>
+            <w:pPr>
+              <w:pStyle w:val="Compact"/>
+            </w:pPr>
+            <w:r>
+              <w:t>void</w:t>
+            </w:r>
+          </w:p>
+        </w:tc>
+        <w:tc>
+          <w:tcPr/>
+          <w:p>
+            <w:pPr>
+              <w:pStyle w:val="Compact"/>
+            </w:pPr>
+            <w:r>
+              <w:t>A parked draft is applied back onto live rows (restoreDraft(), see 2.1.10).</w:t>
+            </w:r>
+          </w:p>
+        </w:tc>
+      </w:tr>
+      <w:tr>
+        <w:tc>
+          <w:tcPr/>
+          <w:p>
+            <w:pPr>
+              <w:pStyle w:val="Compact"/>
+            </w:pPr>
+            <w:r>
+              <w:t>draftDiscarded</w:t>
+            </w:r>
+          </w:p>
+        </w:tc>
+        <w:tc>
+          <w:tcPr/>
+          <w:p>
+            <w:pPr>
+              <w:pStyle w:val="Compact"/>
+            </w:pPr>
+            <w:r>
+              <w:t>void</w:t>
+            </w:r>
+          </w:p>
+        </w:tc>
+        <w:tc>
+          <w:tcPr/>
+          <w:p>
+            <w:pPr>
+              <w:pStyle w:val="Compact"/>
+            </w:pPr>
+            <w:r>
+              <w:t>A parked draft is dropped unopened (discardParkedDraft()).</w:t>
+            </w:r>
+          </w:p>
+        </w:tc>
+      </w:tr>
     </w:tbl>
     <w:bookmarkStart w:id="10" w:name="sticky-columns"/>
     <w:p>
@@ -3910,6 +4482,12 @@
     <w:bookmarkEnd w:id="10"/>
     <w:bookmarkStart w:id="11" w:name="row-highlighting"/>
     <w:p>
+      <w:pPr/>
+      <w:r>
+        <w:t>Every other column stays user-pinnable at runtime via the Manage Columns panel (Pinned left / Scrollable / Pinned right groups; drag a column across, or use its per-row pin-left/pin-right buttons). A budget meter ([pinBudgetPercent], default 40) shows what % of total column width is pinned and is also enforced on render: a view or manual pin that exceeds it un-pins from the right — outermost user-pinned column first — until back within budget, for that render only; it never touches the saved pin assignment, so widening the table or switching views brings the pin(s) back. Identity-locked columns are never candidates. Applying emits (manageColumn), (pinChange), and (layoutChange) (BaseColumnLayout — order + visible keys + pinned as one fact, also available via getColumnLayout()/applyColumnLayout(), see 2.10).</w:t>
+      </w:r>
+    </w:p>
+    <w:p>
       <w:pPr>
         <w:pStyle w:val="Heading3"/>
       </w:pPr>
@@ -4615,6 +5193,833 @@
     <w:bookmarkEnd w:id="16"/>
     <w:bookmarkEnd w:id="17"/>
     <w:bookmarkStart w:id="18" w:name="X22f873d111f36cef56bd5a5c22c7f223b65ff97"/>
+    <w:p>
+      <w:pPr>
+        <w:pStyle w:val="Heading3"/>
+      </w:pPr>
+      <w:r>
+        <w:t>2.1.8 Pagination</w:t>
+      </w:r>
+    </w:p>
+    <w:p>
+      <w:pPr/>
+      <w:r>
+        <w:t>[paginate]="true" (the default) pages client-side at [initialPageSize] (default 10, options via [pageSizeOptions]). Changing the page size doesn't just reset to page 1: the table re-anchors to whichever page now contains the row that was first visible before the size changed, and shows a note under the paginator saying where it landed — or, if that row can no longer be found (e.g. it was filtered out in between), falls back to page 1 and says so instead of failing silently. The note clears on the next unrelated interaction. Once the page count reaches [pageEntryThreshold] (default 10; also on &lt;base-paginator&gt; directly, see 2.6), the paginator adds a direct “Go to page” field.</w:t>
+      </w:r>
+    </w:p>
+    <w:p>
+      <w:pPr>
+        <w:pStyle w:val="Heading3"/>
+      </w:pPr>
+      <w:r>
+        <w:t>2.1.9 The eight-state machine</w:t>
+      </w:r>
+    </w:p>
+    <w:p>
+      <w:pPr/>
+      <w:r>
+        <w:t>[editableRows]="true" alone is enough for the whole-table save bar and the leave guard (2.1.11) — [draftId] is optional and only adds cross-visit persistence (2.1.10). Every editable row moves through one of eight states:</w:t>
+      </w:r>
+    </w:p>
+    <w:tbl>
+      <w:tblPr>
+        <w:tblStyle w:val="Table"/>
+        <w:tblW w:type="pct" w:w="5000"/>
+        <w:tblLayout w:type="fixed"/>
+        <w:tblLook w:firstRow="1" w:lastRow="0" w:firstColumn="0" w:lastColumn="0" w:noHBand="0" w:noVBand="0" w:val="0020"/>
+      </w:tblPr>
+      <w:tblGrid>
+        <w:gridCol w:w="2640"/>
+        <w:gridCol w:w="2640"/>
+        <w:gridCol w:w="2640"/>
+      </w:tblGrid>
+      <w:tr>
+        <w:trPr>
+          <w:tblHeader w:val="on"/>
+        </w:trPr>
+        <w:tc>
+          <w:tcPr/>
+          <w:p>
+            <w:pPr>
+              <w:pStyle w:val="Compact"/>
+            </w:pPr>
+            <w:r>
+              <w:t>State</w:t>
+            </w:r>
+          </w:p>
+        </w:tc>
+        <w:tc>
+          <w:tcPr/>
+          <w:p>
+            <w:pPr>
+              <w:pStyle w:val="Compact"/>
+            </w:pPr>
+            <w:r>
+              <w:t>Reached when</w:t>
+            </w:r>
+          </w:p>
+        </w:tc>
+        <w:tc>
+          <w:tcPr/>
+          <w:p>
+            <w:pPr>
+              <w:pStyle w:val="Compact"/>
+            </w:pPr>
+            <w:r>
+              <w:t>Look/behavior</w:t>
+            </w:r>
+          </w:p>
+        </w:tc>
+      </w:tr>
+      <w:tr>
+        <w:tc>
+          <w:tcPr/>
+          <w:p>
+            <w:pPr>
+              <w:pStyle w:val="Compact"/>
+            </w:pPr>
+            <w:r>
+              <w:t>Read-only</w:t>
+            </w:r>
+          </w:p>
+        </w:tc>
+        <w:tc>
+          <w:tcPr/>
+          <w:p>
+            <w:pPr>
+              <w:pStyle w:val="Compact"/>
+            </w:pPr>
+            <w:r>
+              <w:t>default</w:t>
+            </w:r>
+          </w:p>
+        </w:tc>
+        <w:tc>
+          <w:tcPr/>
+          <w:p>
+            <w:pPr>
+              <w:pStyle w:val="Compact"/>
+            </w:pPr>
+            <w:r>
+              <w:t>static cell content</w:t>
+            </w:r>
+          </w:p>
+        </w:tc>
+      </w:tr>
+      <w:tr>
+        <w:tc>
+          <w:tcPr/>
+          <w:p>
+            <w:pPr>
+              <w:pStyle w:val="Compact"/>
+            </w:pPr>
+            <w:r>
+              <w:t>Editing, clean</w:t>
+            </w:r>
+          </w:p>
+        </w:tc>
+        <w:tc>
+          <w:tcPr/>
+          <w:p>
+            <w:pPr>
+              <w:pStyle w:val="Compact"/>
+            </w:pPr>
+            <w:r>
+              <w:t>host sets row.isEditing = true</w:t>
+            </w:r>
+          </w:p>
+        </w:tc>
+        <w:tc>
+          <w:tcPr/>
+          <w:p>
+            <w:pPr>
+              <w:pStyle w:val="Compact"/>
+            </w:pPr>
+            <w:r>
+              <w:t>live controls, no dirty tint</w:t>
+            </w:r>
+          </w:p>
+        </w:tc>
+      </w:tr>
+      <w:tr>
+        <w:tc>
+          <w:tcPr/>
+          <w:p>
+            <w:pPr>
+              <w:pStyle w:val="Compact"/>
+            </w:pPr>
+            <w:r>
+              <w:t>Editing, dirty</w:t>
+            </w:r>
+          </w:p>
+        </w:tc>
+        <w:tc>
+          <w:tcPr/>
+          <w:p>
+            <w:pPr>
+              <w:pStyle w:val="Compact"/>
+            </w:pPr>
+            <w:r>
+              <w:t>a field's value differs from its last-saved snapshot</w:t>
+            </w:r>
+          </w:p>
+        </w:tc>
+        <w:tc>
+          <w:tcPr/>
+          <w:p>
+            <w:pPr>
+              <w:pStyle w:val="Compact"/>
+            </w:pPr>
+            <w:r>
+              <w:t>amber row tint; per-field Revert (isFieldDirty/revertTargetFor)</w:t>
+            </w:r>
+          </w:p>
+        </w:tc>
+      </w:tr>
+      <w:tr>
+        <w:tc>
+          <w:tcPr/>
+          <w:p>
+            <w:pPr>
+              <w:pStyle w:val="Compact"/>
+            </w:pPr>
+            <w:r>
+              <w:t>Saving</w:t>
+            </w:r>
+          </w:p>
+        </w:tc>
+        <w:tc>
+          <w:tcPr/>
+          <w:p>
+            <w:pPr>
+              <w:pStyle w:val="Compact"/>
+            </w:pPr>
+            <w:r>
+              <w:t>saveAll() sent this row in a (saveChanges) batch</w:t>
+            </w:r>
+          </w:p>
+        </w:tc>
+        <w:tc>
+          <w:tcPr/>
+          <w:p>
+            <w:pPr>
+              <w:pStyle w:val="Compact"/>
+            </w:pPr>
+            <w:r>
+              <w:t>dimmed and inert (isRowSaving) until reportSaveResult() is called</w:t>
+            </w:r>
+          </w:p>
+        </w:tc>
+      </w:tr>
+      <w:tr>
+        <w:tc>
+          <w:tcPr/>
+          <w:p>
+            <w:pPr>
+              <w:pStyle w:val="Compact"/>
+            </w:pPr>
+            <w:r>
+              <w:t>Saved</w:t>
+            </w:r>
+          </w:p>
+        </w:tc>
+        <w:tc>
+          <w:tcPr/>
+          <w:p>
+            <w:pPr>
+              <w:pStyle w:val="Compact"/>
+            </w:pPr>
+            <w:r>
+              <w:t>reportSaveResult() reports success for this row</w:t>
+            </w:r>
+          </w:p>
+        </w:tc>
+        <w:tc>
+          <w:tcPr/>
+          <w:p>
+            <w:pPr>
+              <w:pStyle w:val="Compact"/>
+            </w:pPr>
+            <w:r>
+              <w:t>snapshot cleared, row.isEditing reset to false — back to read-only</w:t>
+            </w:r>
+          </w:p>
+        </w:tc>
+      </w:tr>
+      <w:tr>
+        <w:tc>
+          <w:tcPr/>
+          <w:p>
+            <w:pPr>
+              <w:pStyle w:val="Compact"/>
+            </w:pPr>
+            <w:r>
+              <w:t>Save failed</w:t>
+            </w:r>
+          </w:p>
+        </w:tc>
+        <w:tc>
+          <w:tcPr/>
+          <w:p>
+            <w:pPr>
+              <w:pStyle w:val="Compact"/>
+            </w:pPr>
+            <w:r>
+              <w:t>reportSaveResult() reports failure for this row</w:t>
+            </w:r>
+          </w:p>
+        </w:tc>
+        <w:tc>
+          <w:tcPr/>
+          <w:p>
+            <w:pPr>
+              <w:pStyle w:val="Compact"/>
+            </w:pPr>
+            <w:r>
+              <w:t>red tint (isRowFailed/rowSaveError); stays dirty and editable for retry</w:t>
+            </w:r>
+          </w:p>
+        </w:tc>
+      </w:tr>
+      <w:tr>
+        <w:tc>
+          <w:tcPr/>
+          <w:p>
+            <w:pPr>
+              <w:pStyle w:val="Compact"/>
+            </w:pPr>
+            <w:r>
+              <w:t>Parked as draft</w:t>
+            </w:r>
+          </w:p>
+        </w:tc>
+        <w:tc>
+          <w:tcPr/>
+          <w:p>
+            <w:pPr>
+              <w:pStyle w:val="Compact"/>
+            </w:pPr>
+            <w:r>
+              <w:t>user chose “Keep draft” while leaving</w:t>
+            </w:r>
+          </w:p>
+        </w:tc>
+        <w:tc>
+          <w:tcPr/>
+          <w:p>
+            <w:pPr>
+              <w:pStyle w:val="Compact"/>
+            </w:pPr>
+            <w:r>
+              <w:t>live edits reverted; values written to storage instead of the server</w:t>
+            </w:r>
+          </w:p>
+        </w:tc>
+      </w:tr>
+      <w:tr>
+        <w:tc>
+          <w:tcPr/>
+          <w:p>
+            <w:pPr>
+              <w:pStyle w:val="Compact"/>
+            </w:pPr>
+            <w:r>
+              <w:t>Restored with conflict</w:t>
+            </w:r>
+          </w:p>
+        </w:tc>
+        <w:tc>
+          <w:tcPr/>
+          <w:p>
+            <w:pPr>
+              <w:pStyle w:val="Compact"/>
+            </w:pPr>
+            <w:r>
+              <w:t>a parked draft's field no longer matches the server value it was taken from</w:t>
+            </w:r>
+          </w:p>
+        </w:tc>
+        <w:tc>
+          <w:tcPr/>
+          <w:p>
+            <w:pPr>
+              <w:pStyle w:val="Compact"/>
+            </w:pPr>
+            <w:r>
+              <w:t>held in a queue instead of applied — see 2.1.10</w:t>
+            </w:r>
+          </w:p>
+        </w:tc>
+      </w:tr>
+    </w:tbl>
+    <w:p>
+      <w:pPr/>
+      <w:r>
+        <w:t>While any row is dirty (hasDirtyRows()), a persistent bar reads “N rows edited, not saved” with Navigate away (confirmLeave(), 2.1.11), Discard changes (discardAll() — the only control that destroys work), and Save N changes (saveAll()); sort/filter/page/Manage Columns/view switching all block until it clears.</w:t>
+      </w:r>
+    </w:p>
+    <w:p>
+      <w:pPr/>
+      <w:r>
+        <w:t>saveAll() emits one (saveChanges) request per dirty row ({ key, row, changes }, changes holding only the columns that actually differ from the snapshot) and moves every dirty row into the Saving state. Call reportSaveResult(results) once the batch settles: rows reported successful become the new baseline and exit edit mode; rows reported failed keep their edits and dirty state, get the error tint, and stay editable — a partial failure never loses or reverts anything.</w:t>
+      </w:r>
+    </w:p>
+    <w:p>
+      <w:pPr>
+        <w:pStyle w:val="Heading3"/>
+      </w:pPr>
+      <w:r>
+        <w:t>2.1.10 Where a draft lives</w:t>
+      </w:r>
+    </w:p>
+    <w:p>
+      <w:pPr/>
+      <w:r>
+        <w:t>Set [draftId] (a stable id, unique per table on the page) to add “Keep draft” as a leave-dialog outcome (2.1.11). It parks every dirty row's changes — plus the server value each field was edited from, for conflict detection — into BaseEditDraftService, keyed by [draftId] in localStorage (falling back to an in-memory Map, this tab only, if storage is blocked). Drafts expire after 7 days and are swept on app start. Reopening the table with a pending draft under that id shows a banner — “Unsaved changes from your last visit, N rows on this table · Expires in D days” — with Review changes (a per-row field-count list; applies nothing), Discard (discardParkedDraft() — drops it unopened), and Restore (restoreDraft()).</w:t>
+      </w:r>
+    </w:p>
+    <w:p>
+      <w:pPr/>
+      <w:r>
+        <w:t>Restoring re-applies the parked values as fresh unsaved edits, except any field whose current server value no longer matches the value it was parked against — that field is queued as a conflict instead, shown one at a time (“This row changed while your draft was parked”, your draft's value beside the server's current one, labeled via [draftAuthorOf] if provided), with Keep the server value or Restore mine as an edit.</w:t>
+      </w:r>
+    </w:p>
+    <w:p>
+      <w:pPr>
+        <w:pStyle w:val="Heading3"/>
+      </w:pPr>
+      <w:r>
+        <w:t>2.1.11 Leaving with work pending</w:t>
+      </w:r>
+    </w:p>
+    <w:p>
+      <w:pPr/>
+      <w:r>
+        <w:t>Call confirmLeave() from a router CanDeactivate/beforeunload handler. It resolves true immediately if nothing is dirty; otherwise it opens a dialog with Stay on page (also what Escape/backdrop does), Save and leave (runs saveAll(); a failed save shows “Save failed” and re-opens the same choice instead of leaving), Keep draft (only offered when [draftId] is set), and Discard. Every outcome except a failed “Save and leave” resolves the promise true.</w:t>
+      </w:r>
+    </w:p>
+    <w:p>
+      <w:pPr>
+        <w:pStyle w:val="Heading3"/>
+      </w:pPr>
+      <w:r>
+        <w:t>2.1.12 Row-level visual indicators</w:t>
+      </w:r>
+    </w:p>
+    <w:p>
+      <w:pPr/>
+      <w:r>
+        <w:t>[rowIndicator] colour-codes rows by a series/category (series: (row) =&gt; string, colorOf, required labelOf) in one of five forms — a table takes at most one; there's no array, so a second family isn't a prop you can pass:</w:t>
+      </w:r>
+    </w:p>
+    <w:tbl>
+      <w:tblPr>
+        <w:tblStyle w:val="Table"/>
+        <w:tblW w:type="pct" w:w="5000"/>
+        <w:tblLayout w:type="fixed"/>
+        <w:tblLook w:firstRow="1" w:lastRow="0" w:firstColumn="0" w:lastColumn="0" w:noHBand="0" w:noVBand="0" w:val="0020"/>
+      </w:tblPr>
+      <w:tblGrid>
+        <w:gridCol w:w="2640"/>
+        <w:gridCol w:w="2640"/>
+        <w:gridCol w:w="2640"/>
+      </w:tblGrid>
+      <w:tr>
+        <w:trPr>
+          <w:tblHeader w:val="on"/>
+        </w:trPr>
+        <w:tc>
+          <w:tcPr/>
+          <w:p>
+            <w:pPr>
+              <w:pStyle w:val="Compact"/>
+            </w:pPr>
+            <w:r>
+              <w:t>Form</w:t>
+            </w:r>
+          </w:p>
+        </w:tc>
+        <w:tc>
+          <w:tcPr/>
+          <w:p>
+            <w:pPr>
+              <w:pStyle w:val="Compact"/>
+            </w:pPr>
+            <w:r>
+              <w:t>Geometry</w:t>
+            </w:r>
+          </w:p>
+        </w:tc>
+        <w:tc>
+          <w:tcPr/>
+          <w:p>
+            <w:pPr>
+              <w:pStyle w:val="Compact"/>
+            </w:pPr>
+            <w:r>
+              <w:t>Lives in</w:t>
+            </w:r>
+          </w:p>
+        </w:tc>
+      </w:tr>
+      <w:tr>
+        <w:tc>
+          <w:tcPr/>
+          <w:p>
+            <w:pPr>
+              <w:pStyle w:val="Compact"/>
+            </w:pPr>
+            <w:r>
+              <w:t>edge-marker</w:t>
+            </w:r>
+          </w:p>
+        </w:tc>
+        <w:tc>
+          <w:tcPr/>
+          <w:p>
+            <w:pPr>
+              <w:pStyle w:val="Compact"/>
+            </w:pPr>
+            <w:r>
+              <w:t>3px inset box-shadow, full row height</w:t>
+            </w:r>
+          </w:p>
+        </w:tc>
+        <w:tc>
+          <w:tcPr/>
+          <w:p>
+            <w:pPr>
+              <w:pStyle w:val="Compact"/>
+            </w:pPr>
+            <w:r>
+              <w:t>The row's own leading cell — no extra column</w:t>
+            </w:r>
+          </w:p>
+        </w:tc>
+      </w:tr>
+      <w:tr>
+        <w:tc>
+          <w:tcPr/>
+          <w:p>
+            <w:pPr>
+              <w:pStyle w:val="Compact"/>
+            </w:pPr>
+            <w:r>
+              <w:t>series-key</w:t>
+            </w:r>
+          </w:p>
+        </w:tc>
+        <w:tc>
+          <w:tcPr/>
+          <w:p>
+            <w:pPr>
+              <w:pStyle w:val="Compact"/>
+            </w:pPr>
+            <w:r>
+              <w:t>10px swatch, 2px radius, 8px gap</w:t>
+            </w:r>
+          </w:p>
+        </w:tc>
+        <w:tc>
+          <w:tcPr/>
+          <w:p>
+            <w:pPr>
+              <w:pStyle w:val="Compact"/>
+            </w:pPr>
+            <w:r>
+              <w:t>labelColumnKey's cell, before its own content</w:t>
+            </w:r>
+          </w:p>
+        </w:tc>
+      </w:tr>
+      <w:tr>
+        <w:tc>
+          <w:tcPr/>
+          <w:p>
+            <w:pPr>
+              <w:pStyle w:val="Compact"/>
+            </w:pPr>
+            <w:r>
+              <w:t>magnitude-rule</w:t>
+            </w:r>
+          </w:p>
+        </w:tc>
+        <w:tc>
+          <w:tcPr/>
+          <w:p>
+            <w:pPr>
+              <w:pStyle w:val="Compact"/>
+            </w:pPr>
+            <w:r>
+              <w:t>3px rule, fully rounded, 4px gap</w:t>
+            </w:r>
+          </w:p>
+        </w:tc>
+        <w:tc>
+          <w:tcPr/>
+          <w:p>
+            <w:pPr>
+              <w:pStyle w:val="Compact"/>
+            </w:pPr>
+            <w:r>
+              <w:t>labelColumnKey's cell, under its own content</w:t>
+            </w:r>
+          </w:p>
+        </w:tc>
+      </w:tr>
+      <w:tr>
+        <w:tc>
+          <w:tcPr/>
+          <w:p>
+            <w:pPr>
+              <w:pStyle w:val="Compact"/>
+            </w:pPr>
+            <w:r>
+              <w:t>inline-bar</w:t>
+            </w:r>
+          </w:p>
+        </w:tc>
+        <w:tc>
+          <w:tcPr/>
+          <w:p>
+            <w:pPr>
+              <w:pStyle w:val="Compact"/>
+            </w:pPr>
+            <w:r>
+              <w:t>4px track, 88px max width, 44px value column</w:t>
+            </w:r>
+          </w:p>
+        </w:tc>
+        <w:tc>
+          <w:tcPr/>
+          <w:p>
+            <w:pPr>
+              <w:pStyle w:val="Compact"/>
+            </w:pPr>
+            <w:r>
+              <w:t>barColumnKey's cell, replacing its own content</w:t>
+            </w:r>
+          </w:p>
+        </w:tc>
+      </w:tr>
+      <w:tr>
+        <w:tc>
+          <w:tcPr/>
+          <w:p>
+            <w:pPr>
+              <w:pStyle w:val="Compact"/>
+            </w:pPr>
+            <w:r>
+              <w:t>marker-column</w:t>
+            </w:r>
+          </w:p>
+        </w:tc>
+        <w:tc>
+          <w:tcPr/>
+          <w:p>
+            <w:pPr>
+              <w:pStyle w:val="Compact"/>
+            </w:pPr>
+            <w:r>
+              <w:t>16px mark, 12px icon (needs iconOf)</w:t>
+            </w:r>
+          </w:p>
+        </w:tc>
+        <w:tc>
+          <w:tcPr/>
+          <w:p>
+            <w:pPr>
+              <w:pStyle w:val="Compact"/>
+            </w:pPr>
+            <w:r>
+              <w:t>labelColumnKey's cell, before its own content</w:t>
+            </w:r>
+          </w:p>
+        </w:tc>
+      </w:tr>
+    </w:tbl>
+    <w:p>
+      <w:pPr/>
+      <w:r>
+        <w:t>magnitude-rule/inline-bar share one scale per column — max if set, else the largest value across every row — printed as a footer legend so the bars are never read against a maximum the user can't see. labelOf never replaces the column's own cell text; it only names the series in that decoration's accessible name. Row state (selected, dirty, error) is a &lt;tr&gt;/&lt;td&gt; background — the mark is foreground content layered on top of it, not something that competes with it for a layer.</w:t>
+      </w:r>
+    </w:p>
+    <w:p>
+      <w:pPr>
+        <w:pStyle w:val="Heading3"/>
+      </w:pPr>
+      <w:r>
+        <w:t>2.1.13 The three kinds of percentage</w:t>
+      </w:r>
+    </w:p>
+    <w:p>
+      <w:pPr/>
+      <w:r>
+        <w:t>A bare 45% doesn't say whether it's rising, falling, or what it belongs to. Pick the kind that matches what the number actually is:</w:t>
+      </w:r>
+    </w:p>
+    <w:tbl>
+      <w:tblPr>
+        <w:tblStyle w:val="Table"/>
+        <w:tblW w:type="pct" w:w="5000"/>
+        <w:tblLayout w:type="fixed"/>
+        <w:tblLook w:firstRow="1" w:lastRow="0" w:firstColumn="0" w:lastColumn="0" w:noHBand="0" w:noVBand="0" w:val="0020"/>
+      </w:tblPr>
+      <w:tblGrid>
+        <w:gridCol w:w="2640"/>
+        <w:gridCol w:w="2640"/>
+        <w:gridCol w:w="2640"/>
+      </w:tblGrid>
+      <w:tr>
+        <w:trPr>
+          <w:tblHeader w:val="on"/>
+        </w:trPr>
+        <w:tc>
+          <w:tcPr/>
+          <w:p>
+            <w:pPr>
+              <w:pStyle w:val="Compact"/>
+            </w:pPr>
+            <w:r>
+              <w:t>Kind</w:t>
+            </w:r>
+          </w:p>
+        </w:tc>
+        <w:tc>
+          <w:tcPr/>
+          <w:p>
+            <w:pPr>
+              <w:pStyle w:val="Compact"/>
+            </w:pPr>
+            <w:r>
+              <w:t>Means</w:t>
+            </w:r>
+          </w:p>
+        </w:tc>
+        <w:tc>
+          <w:tcPr/>
+          <w:p>
+            <w:pPr>
+              <w:pStyle w:val="Compact"/>
+            </w:pPr>
+            <w:r>
+              <w:t>Rendered as</w:t>
+            </w:r>
+          </w:p>
+        </w:tc>
+      </w:tr>
+      <w:tr>
+        <w:tc>
+          <w:tcPr/>
+          <w:p>
+            <w:pPr>
+              <w:pStyle w:val="Compact"/>
+            </w:pPr>
+            <w:r>
+              <w:t>Task progress</w:t>
+            </w:r>
+          </w:p>
+        </w:tc>
+        <w:tc>
+          <w:tcPr/>
+          <w:p>
+            <w:pPr>
+              <w:pStyle w:val="Compact"/>
+            </w:pPr>
+            <w:r>
+              <w:t>Something the operator started and can cancel (e.g. “45% of a download”)</w:t>
+            </w:r>
+          </w:p>
+        </w:tc>
+        <w:tc>
+          <w:tcPr/>
+          <w:p>
+            <w:pPr>
+              <w:pStyle w:val="Compact"/>
+            </w:pPr>
+            <w:r>
+              <w:t>kind: 'task-progress' — ring + value + noun, live, typically beside row actions. Whole number; only rises.</w:t>
+            </w:r>
+          </w:p>
+        </w:tc>
+      </w:tr>
+      <w:tr>
+        <w:tc>
+          <w:tcPr/>
+          <w:p>
+            <w:pPr>
+              <w:pStyle w:val="Compact"/>
+            </w:pPr>
+            <w:r>
+              <w:t>Measurement</w:t>
+            </w:r>
+          </w:p>
+        </w:tc>
+        <w:tc>
+          <w:tcPr/>
+          <w:p>
+            <w:pPr>
+              <w:pStyle w:val="Compact"/>
+            </w:pPr>
+            <w:r>
+              <w:t>A property of the tool read against a threshold (e.g. “94.1% up-time”)</w:t>
+            </w:r>
+          </w:p>
+        </w:tc>
+        <w:tc>
+          <w:tcPr/>
+          <w:p>
+            <w:pPr>
+              <w:pStyle w:val="Compact"/>
+            </w:pPr>
+            <w:r>
+              <w:t>kind: 'heat-cell' — right-aligned, tabular, never animated; keeps the column's own precision and can fall as well as rise.</w:t>
+            </w:r>
+          </w:p>
+        </w:tc>
+      </w:tr>
+      <w:tr>
+        <w:tc>
+          <w:tcPr/>
+          <w:p>
+            <w:pPr>
+              <w:pStyle w:val="Compact"/>
+            </w:pPr>
+            <w:r>
+              <w:t>Share of a set</w:t>
+            </w:r>
+          </w:p>
+        </w:tc>
+        <w:tc>
+          <w:tcPr/>
+          <w:p>
+            <w:pPr>
+              <w:pStyle w:val="Compact"/>
+            </w:pPr>
+            <w:r>
+              <w:t>This row's part of a whole (e.g. “2.15% of downtime”)</w:t>
+            </w:r>
+          </w:p>
+        </w:tc>
+        <w:tc>
+          <w:tcPr/>
+          <w:p>
+            <w:pPr>
+              <w:pStyle w:val="Compact"/>
+            </w:pPr>
+            <w:r>
+              <w:t>kind: 'progress' or 'text-bar' — a bar against the column maximum.</w:t>
+            </w:r>
+          </w:p>
+        </w:tc>
+      </w:tr>
+    </w:tbl>
+    <w:p>
+      <w:pPr/>
+      <w:r>
+        <w:t>task-progress takes a taskProgress: (row) =&gt; BaseTaskProgress | null accessor ({ percent, label, status }, status one of 'running' | 'success' | 'failed' | 'queued' — omit percent for 'queued', rendered as a muted ring and “–” rather than “0%”). label is required: the ring's accessible name is built from the value and the noun. Set taskProgressWidth to widen the column only while something's actually in flight on the visible page.</w:t>
+      </w:r>
+    </w:p>
     <w:p>
       <w:pPr>
         <w:pStyle w:val="Heading2"/>
@@ -7282,6 +8687,52 @@
           </w:p>
         </w:tc>
       </w:tr>
+      <w:tr>
+        <w:tc>
+          <w:tcPr/>
+          <w:p>
+            <w:pPr>
+              <w:pStyle w:val="Compact"/>
+            </w:pPr>
+            <w:r>
+              <w:t>pageEntryThreshold</w:t>
+            </w:r>
+          </w:p>
+        </w:tc>
+        <w:tc>
+          <w:tcPr/>
+          <w:p>
+            <w:pPr>
+              <w:pStyle w:val="Compact"/>
+            </w:pPr>
+            <w:r>
+              <w:t>number</w:t>
+            </w:r>
+          </w:p>
+        </w:tc>
+        <w:tc>
+          <w:tcPr/>
+          <w:p>
+            <w:pPr>
+              <w:pStyle w:val="Compact"/>
+            </w:pPr>
+            <w:r>
+              <w:t>10</w:t>
+            </w:r>
+          </w:p>
+        </w:tc>
+        <w:tc>
+          <w:tcPr/>
+          <w:p>
+            <w:pPr>
+              <w:pStyle w:val="Compact"/>
+            </w:pPr>
+            <w:r>
+              <w:t>Page count at/above which the “Go to” direct-entry field appears.</w:t>
+            </w:r>
+          </w:p>
+        </w:tc>
+      </w:tr>
     </w:tbl>
     <w:p>
       <w:pPr>
@@ -7481,6 +8932,12 @@
     <w:bookmarkEnd w:id="24"/>
     <w:bookmarkStart w:id="28" w:name="column-filter-dropdowns"/>
     <w:p>
+      <w:pPr/>
+      <w:r>
+        <w:t>Non-locked columns stay grouped into Pinned left / Scrollable / Pinned right; any of them moves between groups by dragging it across, or via its per-row pin-left/pin-right buttons. A budget meter ([pinBudgetPercent] on &lt;base-table&gt;, default 40) shows the pinned width share and is enforced on render (see 2.1.1). [tableTitle]/[tableIcon] label the toolbar the Manage Columns button sits in; once set, a “X of Y columns” pill renders next to the title too.</w:t>
+      </w:r>
+    </w:p>
+    <w:p>
       <w:pPr>
         <w:pStyle w:val="Heading2"/>
       </w:pPr>
@@ -7725,58 +9182,7 @@
         <w:pStyle w:val="FirstParagraph"/>
       </w:pPr>
       <w:r>
-        <w:t xml:space="preserve">Saved/filtered view tab rail: a pinned, unmodifiable</w:t>
-      </w:r>
-      <w:r>
-        <w:t xml:space="preserve"> </w:t>
-      </w:r>
-      <w:r>
-        <w:t xml:space="preserve">“All”</w:t>
-      </w:r>
-      <w:r>
-        <w:t xml:space="preserve"> </w:t>
-      </w:r>
-      <w:r>
-        <w:t xml:space="preserve">tab plus up to</w:t>
-      </w:r>
-      <w:r>
-        <w:t xml:space="preserve"> </w:t>
-      </w:r>
-      <w:r>
-        <w:rPr>
-          <w:rStyle w:val="VerbatimChar"/>
-        </w:rPr>
-        <w:t xml:space="preserve">[maxPinned]</w:t>
-      </w:r>
-      <w:r>
-        <w:t xml:space="preserve"> </w:t>
-      </w:r>
-      <w:r>
-        <w:t xml:space="preserve">(default 4) further pinned views, everything else in a</w:t>
-      </w:r>
-      <w:r>
-        <w:t xml:space="preserve"> </w:t>
-      </w:r>
-      <w:r>
-        <w:t xml:space="preserve">“More views”</w:t>
-      </w:r>
-      <w:r>
-        <w:t xml:space="preserve"> </w:t>
-      </w:r>
-      <w:r>
-        <w:t xml:space="preserve">overflow menu, a</w:t>
-      </w:r>
-      <w:r>
-        <w:t xml:space="preserve"> </w:t>
-      </w:r>
-      <w:r>
-        <w:t xml:space="preserve">“Modified”</w:t>
-      </w:r>
-      <w:r>
-        <w:t xml:space="preserve"> </w:t>
-      </w:r>
-      <w:r>
-        <w:t xml:space="preserve">badge, and Save-as-new/Update/Reset/Copy-link controls.</w:t>
+        <w:t>Saved/filtered view tab rail: a pinned, unmodifiable “All” tab plus up to [maxPinned] (default 4) further pinned views, everything else in a “More views” overflow menu, a “Modified” badge, and Save-as-new/Update/Reset/Duplicate/Copy-link controls.</w:t>
       </w:r>
     </w:p>
     <w:p>
@@ -8124,70 +9530,13 @@
           <w:b/>
           <w:bCs/>
         </w:rPr>
-        <w:t xml:space="preserve">Events:</w:t>
-      </w:r>
-      <w:r>
-        <w:t xml:space="preserve"> </w:t>
-      </w:r>
-      <w:r>
-        <w:rPr>
-          <w:rStyle w:val="VerbatimChar"/>
-        </w:rPr>
-        <w:t xml:space="preserve">activeViewIdChange: string</w:t>
-      </w:r>
-      <w:r>
-        <w:t xml:space="preserve">,</w:t>
-      </w:r>
-      <w:r>
-        <w:t xml:space="preserve"> </w:t>
-      </w:r>
-      <w:r>
-        <w:rPr>
-          <w:rStyle w:val="VerbatimChar"/>
-        </w:rPr>
-        <w:t xml:space="preserve">save: string</w:t>
-      </w:r>
-      <w:r>
-        <w:t xml:space="preserve"> </w:t>
-      </w:r>
-      <w:r>
-        <w:t xml:space="preserve">(new view label),</w:t>
-      </w:r>
-      <w:r>
-        <w:t xml:space="preserve"> </w:t>
-      </w:r>
-      <w:r>
-        <w:rPr>
-          <w:rStyle w:val="VerbatimChar"/>
-        </w:rPr>
-        <w:t xml:space="preserve">update: void</w:t>
-      </w:r>
-      <w:r>
-        <w:t xml:space="preserve">,</w:t>
-      </w:r>
-      <w:r>
-        <w:t xml:space="preserve"> </w:t>
-      </w:r>
-      <w:r>
-        <w:rPr>
-          <w:rStyle w:val="VerbatimChar"/>
-        </w:rPr>
-        <w:t xml:space="preserve">reset: void</w:t>
-      </w:r>
-      <w:r>
-        <w:t xml:space="preserve">,</w:t>
-      </w:r>
-      <w:r>
-        <w:t xml:space="preserve"> </w:t>
-      </w:r>
-      <w:r>
-        <w:rPr>
-          <w:rStyle w:val="VerbatimChar"/>
-        </w:rPr>
-        <w:t xml:space="preserve">copyLink: void</w:t>
-      </w:r>
-      <w:r>
-        <w:t xml:space="preserve">.</w:t>
+        <w:t>Events:</w:t>
+      </w:r>
+      <w:r>
+        <w:rPr>
+          <w:b w:val="0"/>
+        </w:rPr>
+        <w:t xml:space="preserve"> activeViewIdChange: string, save: string (new view label), update: void, reset: void, copyLink: void, duplicate: void.</w:t>
       </w:r>
     </w:p>
     <w:p>
@@ -8227,6 +9576,22 @@
     </w:p>
     <w:bookmarkEnd w:id="29"/>
     <w:bookmarkStart w:id="30" w:name="expandable-nested-child-tables"/>
+    <w:p>
+      <w:pPr>
+        <w:pStyle w:val="BodyText"/>
+      </w:pPr>
+      <w:r>
+        <w:t>Update/Reset only render for a view the host can actually write back to (!v.isDefault &amp;&amp; !v.readOnly); a modified shared or read-only view instead offers Reset alongside (duplicate), since Update isn't available on a view it doesn't own — the host should respond by opening “Save view” pre-filled with the current live state.</w:t>
+      </w:r>
+    </w:p>
+    <w:p>
+      <w:pPr>
+        <w:pStyle w:val="BodyText"/>
+      </w:pPr>
+      <w:r>
+        <w:t>A view's column layout — order, visible keys, and left/right pins as one stored fact (BaseColumnLayout) — is captured from &lt;base-table&gt; with getColumnLayout() when saving or updating a view, and restored with applyColumnLayout(layout) on switch/open (null drops back to the column defs' own defaults). &lt;base-table&gt; also emits this same shape on every column change via (layoutChange). Selection, expansion, scroll position, page number and pending edits are deliberately not part of a view's column layout.</w:t>
+      </w:r>
+    </w:p>
     <w:p>
       <w:pPr>
         <w:pStyle w:val="Heading2"/>
